--- a/POSTGRESQL Documentación.docx
+++ b/POSTGRESQL Documentación.docx
@@ -1718,7 +1718,6 @@
         <w:t xml:space="preserve">=&gt;SELECT </w:t>
       </w:r>
       <w:proofErr w:type="spellStart"/>
-      <w:proofErr w:type="gramStart"/>
       <w:r>
         <w:rPr>
           <w:rFonts w:ascii="Times New Roman" w:hAnsi="Times New Roman" w:cs="Times New Roman"/>
@@ -1736,17 +1735,7 @@
           <w:szCs w:val="24"/>
           <w:lang w:val="es-MX"/>
         </w:rPr>
-        <w:t>(</w:t>
-      </w:r>
-      <w:proofErr w:type="gramEnd"/>
-      <w:r>
-        <w:rPr>
-          <w:rFonts w:ascii="Times New Roman" w:hAnsi="Times New Roman" w:cs="Times New Roman"/>
-          <w:sz w:val="24"/>
-          <w:szCs w:val="24"/>
-          <w:lang w:val="es-MX"/>
-        </w:rPr>
-        <w:t xml:space="preserve">), SELECT </w:t>
+        <w:t xml:space="preserve">(), SELECT </w:t>
       </w:r>
       <w:proofErr w:type="spellStart"/>
       <w:r>
@@ -2229,7 +2218,6 @@
         <w:tab/>
       </w:r>
       <w:proofErr w:type="spellStart"/>
-      <w:proofErr w:type="gramStart"/>
       <w:r>
         <w:rPr>
           <w:rFonts w:ascii="Courier" w:hAnsi="Courier" w:cs="Courier"/>
@@ -2245,16 +2233,7 @@
           <w:sz w:val="24"/>
           <w:szCs w:val="24"/>
         </w:rPr>
-        <w:t>(</w:t>
-      </w:r>
-      <w:proofErr w:type="gramEnd"/>
-      <w:r>
-        <w:rPr>
-          <w:rFonts w:ascii="Courier" w:hAnsi="Courier" w:cs="Courier"/>
-          <w:sz w:val="24"/>
-          <w:szCs w:val="24"/>
-        </w:rPr>
-        <w:t>80),</w:t>
+        <w:t>(80),</w:t>
       </w:r>
     </w:p>
     <w:p>
@@ -2640,30 +2619,20 @@
           <w:szCs w:val="24"/>
           <w:lang w:val="es-MX"/>
         </w:rPr>
-        <w:t>S</w:t>
-      </w:r>
-      <w:r>
-        <w:rPr>
-          <w:rFonts w:ascii="Times New Roman" w:hAnsi="Times New Roman" w:cs="Times New Roman"/>
-          <w:sz w:val="24"/>
-          <w:szCs w:val="24"/>
-          <w:lang w:val="es-MX"/>
-        </w:rPr>
-        <w:t xml:space="preserve">e puede dejar espacios en blanco en SQL, los – son para introducir comentarios, SQL es insensible a mayúsculas y minúsculas en sus identificadores o palabras clave, excepto cuando se los pone en comillas dobles. </w:t>
-      </w:r>
-    </w:p>
-    <w:p>
-      <w:pPr>
-        <w:jc w:val="both"/>
-        <w:rPr>
-          <w:rFonts w:ascii="Times New Roman" w:hAnsi="Times New Roman" w:cs="Times New Roman"/>
-          <w:sz w:val="24"/>
-          <w:szCs w:val="24"/>
-          <w:lang w:val="es-MX"/>
-        </w:rPr>
-      </w:pPr>
-      <w:proofErr w:type="spellStart"/>
-      <w:proofErr w:type="gramStart"/>
+        <w:t xml:space="preserve">Se puede dejar espacios en blanco en SQL, los – son para introducir comentarios, SQL es insensible a mayúsculas y minúsculas en sus identificadores o palabras clave, excepto cuando se los pone en comillas dobles. </w:t>
+      </w:r>
+    </w:p>
+    <w:p>
+      <w:pPr>
+        <w:jc w:val="both"/>
+        <w:rPr>
+          <w:rFonts w:ascii="Times New Roman" w:hAnsi="Times New Roman" w:cs="Times New Roman"/>
+          <w:sz w:val="24"/>
+          <w:szCs w:val="24"/>
+          <w:lang w:val="es-MX"/>
+        </w:rPr>
+      </w:pPr>
+      <w:proofErr w:type="spellStart"/>
       <w:r>
         <w:rPr>
           <w:rFonts w:ascii="Times New Roman" w:hAnsi="Times New Roman" w:cs="Times New Roman"/>
@@ -2681,17 +2650,7 @@
           <w:szCs w:val="24"/>
           <w:lang w:val="es-MX"/>
         </w:rPr>
-        <w:t>(</w:t>
-      </w:r>
-      <w:proofErr w:type="gramEnd"/>
-      <w:r>
-        <w:rPr>
-          <w:rFonts w:ascii="Times New Roman" w:hAnsi="Times New Roman" w:cs="Times New Roman"/>
-          <w:sz w:val="24"/>
-          <w:szCs w:val="24"/>
-          <w:lang w:val="es-MX"/>
-        </w:rPr>
-        <w:t xml:space="preserve">80) especifica un tipo de dato que almacena caracteres de 80 en tamaño, </w:t>
+        <w:t xml:space="preserve">(80) especifica un tipo de dato que almacena caracteres de 80 en tamaño, </w:t>
       </w:r>
       <w:proofErr w:type="spellStart"/>
       <w:r>
@@ -3637,37 +3596,17 @@
           <w:szCs w:val="24"/>
           <w:lang w:val="es-ES"/>
         </w:rPr>
-        <w:t>temp_hi+temp_</w:t>
-      </w:r>
-      <w:proofErr w:type="gramStart"/>
-      <w:r>
-        <w:rPr>
-          <w:rFonts w:ascii="Courier New" w:hAnsi="Courier New" w:cs="Courier New"/>
-          <w:sz w:val="24"/>
-          <w:szCs w:val="24"/>
-          <w:lang w:val="es-ES"/>
-        </w:rPr>
-        <w:t>lo</w:t>
-      </w:r>
-      <w:proofErr w:type="spellEnd"/>
-      <w:r>
-        <w:rPr>
-          <w:rFonts w:ascii="Courier New" w:hAnsi="Courier New" w:cs="Courier New"/>
-          <w:sz w:val="24"/>
-          <w:szCs w:val="24"/>
-          <w:lang w:val="es-ES"/>
-        </w:rPr>
-        <w:t>)/</w:t>
-      </w:r>
-      <w:proofErr w:type="gramEnd"/>
-      <w:r>
-        <w:rPr>
-          <w:rFonts w:ascii="Courier New" w:hAnsi="Courier New" w:cs="Courier New"/>
-          <w:sz w:val="24"/>
-          <w:szCs w:val="24"/>
-          <w:lang w:val="es-ES"/>
-        </w:rPr>
-        <w:t xml:space="preserve">2 AS </w:t>
+        <w:t>temp_hi+temp_lo</w:t>
+      </w:r>
+      <w:proofErr w:type="spellEnd"/>
+      <w:r>
+        <w:rPr>
+          <w:rFonts w:ascii="Courier New" w:hAnsi="Courier New" w:cs="Courier New"/>
+          <w:sz w:val="24"/>
+          <w:szCs w:val="24"/>
+          <w:lang w:val="es-ES"/>
+        </w:rPr>
+        <w:t xml:space="preserve">)/2 AS </w:t>
       </w:r>
       <w:proofErr w:type="spellStart"/>
       <w:r>
@@ -4113,17 +4052,7 @@
           <w:szCs w:val="24"/>
           <w:lang w:val="es-ES"/>
         </w:rPr>
-        <w:t>temp_</w:t>
-      </w:r>
-      <w:proofErr w:type="gramStart"/>
-      <w:r>
-        <w:rPr>
-          <w:rFonts w:ascii="Courier New" w:hAnsi="Courier New" w:cs="Courier New"/>
-          <w:sz w:val="24"/>
-          <w:szCs w:val="24"/>
-          <w:lang w:val="es-ES"/>
-        </w:rPr>
-        <w:t>lo</w:t>
+        <w:t>temp_lo</w:t>
       </w:r>
       <w:proofErr w:type="spellEnd"/>
       <w:r>
@@ -4135,7 +4064,6 @@
         </w:rPr>
         <w:t>;  DISTINCT</w:t>
       </w:r>
-      <w:proofErr w:type="gramEnd"/>
     </w:p>
     <w:p>
       <w:pPr>
@@ -4279,18 +4207,49 @@
           <w:rFonts w:ascii="Times New Roman" w:hAnsi="Times New Roman" w:cs="Times New Roman"/>
           <w:sz w:val="24"/>
           <w:szCs w:val="24"/>
-          <w:lang w:val="es-ES"/>
-        </w:rPr>
-        <w:t xml:space="preserve">Estas combinan filas de una tabla con otra con una expresión </w:t>
-      </w:r>
-      <w:r>
-        <w:rPr>
-          <w:rFonts w:ascii="Times New Roman" w:hAnsi="Times New Roman" w:cs="Times New Roman"/>
-          <w:sz w:val="24"/>
-          <w:szCs w:val="24"/>
-          <w:lang w:val="es-ES"/>
-        </w:rPr>
-        <w:t xml:space="preserve">especificando cuales filas serán igualadas. </w:t>
+          <w:highlight w:val="yellow"/>
+          <w:lang w:val="es-ES"/>
+        </w:rPr>
+        <w:t>Estas combinan filas de una tabla con otra</w:t>
+      </w:r>
+      <w:r>
+        <w:rPr>
+          <w:rFonts w:ascii="Times New Roman" w:hAnsi="Times New Roman" w:cs="Times New Roman"/>
+          <w:sz w:val="24"/>
+          <w:szCs w:val="24"/>
+          <w:highlight w:val="yellow"/>
+          <w:lang w:val="es-ES"/>
+        </w:rPr>
+        <w:t xml:space="preserve">, usando </w:t>
+      </w:r>
+      <w:r>
+        <w:rPr>
+          <w:rFonts w:ascii="Times New Roman" w:hAnsi="Times New Roman" w:cs="Times New Roman"/>
+          <w:sz w:val="24"/>
+          <w:szCs w:val="24"/>
+          <w:highlight w:val="yellow"/>
+          <w:lang w:val="es-ES"/>
+        </w:rPr>
+        <w:t xml:space="preserve">una expresión </w:t>
+      </w:r>
+      <w:r>
+        <w:rPr>
+          <w:rFonts w:ascii="Times New Roman" w:hAnsi="Times New Roman" w:cs="Times New Roman"/>
+          <w:sz w:val="24"/>
+          <w:szCs w:val="24"/>
+          <w:highlight w:val="yellow"/>
+          <w:lang w:val="es-ES"/>
+        </w:rPr>
+        <w:t>especificando cuales filas serán igualadas</w:t>
+      </w:r>
+      <w:r>
+        <w:rPr>
+          <w:rFonts w:ascii="Times New Roman" w:hAnsi="Times New Roman" w:cs="Times New Roman"/>
+          <w:sz w:val="24"/>
+          <w:szCs w:val="24"/>
+          <w:lang w:val="es-ES"/>
+        </w:rPr>
+        <w:t xml:space="preserve">. </w:t>
       </w:r>
     </w:p>
     <w:p>
@@ -4301,7 +4260,7 @@
         <w:spacing w:after="0" w:line="240" w:lineRule="auto"/>
         <w:jc w:val="both"/>
         <w:rPr>
-          <w:rFonts w:ascii="Courier New" w:hAnsi="Courier New" w:cs="Courier New"/>
+          <w:rFonts w:ascii="Times New Roman" w:hAnsi="Times New Roman" w:cs="Times New Roman"/>
           <w:sz w:val="24"/>
           <w:szCs w:val="24"/>
           <w:lang w:val="es-ES"/>
@@ -4322,6 +4281,1711 @@
           <w:lang w:val="es-ES"/>
         </w:rPr>
       </w:pPr>
+      <w:r>
+        <w:rPr>
+          <w:rFonts w:ascii="Courier New" w:hAnsi="Courier New" w:cs="Courier New"/>
+          <w:sz w:val="24"/>
+          <w:szCs w:val="24"/>
+          <w:lang w:val="es-ES"/>
+        </w:rPr>
+        <w:t xml:space="preserve">SELECT * FROM </w:t>
+      </w:r>
+      <w:proofErr w:type="spellStart"/>
+      <w:r>
+        <w:rPr>
+          <w:rFonts w:ascii="Courier New" w:hAnsi="Courier New" w:cs="Courier New"/>
+          <w:sz w:val="24"/>
+          <w:szCs w:val="24"/>
+          <w:lang w:val="es-ES"/>
+        </w:rPr>
+        <w:t>weather</w:t>
+      </w:r>
+      <w:proofErr w:type="spellEnd"/>
+      <w:r>
+        <w:rPr>
+          <w:rFonts w:ascii="Courier New" w:hAnsi="Courier New" w:cs="Courier New"/>
+          <w:sz w:val="24"/>
+          <w:szCs w:val="24"/>
+          <w:lang w:val="es-ES"/>
+        </w:rPr>
+        <w:t xml:space="preserve"> JOIN </w:t>
+      </w:r>
+      <w:proofErr w:type="spellStart"/>
+      <w:r>
+        <w:rPr>
+          <w:rFonts w:ascii="Courier New" w:hAnsi="Courier New" w:cs="Courier New"/>
+          <w:sz w:val="24"/>
+          <w:szCs w:val="24"/>
+          <w:lang w:val="es-ES"/>
+        </w:rPr>
+        <w:t>cities</w:t>
+      </w:r>
+      <w:proofErr w:type="spellEnd"/>
+      <w:r>
+        <w:rPr>
+          <w:rFonts w:ascii="Courier New" w:hAnsi="Courier New" w:cs="Courier New"/>
+          <w:sz w:val="24"/>
+          <w:szCs w:val="24"/>
+          <w:lang w:val="es-ES"/>
+        </w:rPr>
+        <w:t xml:space="preserve"> ON </w:t>
+      </w:r>
+      <w:proofErr w:type="spellStart"/>
+      <w:r>
+        <w:rPr>
+          <w:rFonts w:ascii="Courier New" w:hAnsi="Courier New" w:cs="Courier New"/>
+          <w:sz w:val="24"/>
+          <w:szCs w:val="24"/>
+          <w:lang w:val="es-ES"/>
+        </w:rPr>
+        <w:t>city</w:t>
+      </w:r>
+      <w:proofErr w:type="spellEnd"/>
+      <w:r>
+        <w:rPr>
+          <w:rFonts w:ascii="Courier New" w:hAnsi="Courier New" w:cs="Courier New"/>
+          <w:sz w:val="24"/>
+          <w:szCs w:val="24"/>
+          <w:lang w:val="es-ES"/>
+        </w:rPr>
+        <w:t>=</w:t>
+      </w:r>
+      <w:proofErr w:type="spellStart"/>
+      <w:r>
+        <w:rPr>
+          <w:rFonts w:ascii="Courier New" w:hAnsi="Courier New" w:cs="Courier New"/>
+          <w:sz w:val="24"/>
+          <w:szCs w:val="24"/>
+          <w:lang w:val="es-ES"/>
+        </w:rPr>
+        <w:t>name</w:t>
+      </w:r>
+      <w:proofErr w:type="spellEnd"/>
+      <w:r>
+        <w:rPr>
+          <w:rFonts w:ascii="Courier New" w:hAnsi="Courier New" w:cs="Courier New"/>
+          <w:sz w:val="24"/>
+          <w:szCs w:val="24"/>
+          <w:lang w:val="es-ES"/>
+        </w:rPr>
+        <w:t>;</w:t>
+      </w:r>
+    </w:p>
+    <w:p>
+      <w:pPr>
+        <w:autoSpaceDE w:val="0"/>
+        <w:autoSpaceDN w:val="0"/>
+        <w:adjustRightInd w:val="0"/>
+        <w:spacing w:after="0" w:line="240" w:lineRule="auto"/>
+        <w:jc w:val="both"/>
+        <w:rPr>
+          <w:rFonts w:ascii="Times New Roman" w:hAnsi="Times New Roman" w:cs="Times New Roman"/>
+          <w:sz w:val="24"/>
+          <w:szCs w:val="24"/>
+          <w:lang w:val="es-ES"/>
+        </w:rPr>
+      </w:pPr>
+      <w:r>
+        <w:rPr>
+          <w:rFonts w:ascii="Times New Roman" w:hAnsi="Times New Roman" w:cs="Times New Roman"/>
+          <w:sz w:val="24"/>
+          <w:szCs w:val="24"/>
+          <w:lang w:val="es-ES"/>
+        </w:rPr>
+        <w:t xml:space="preserve">La sentencia retorna todo el historial de clima junto a su locación de la ciudad asociada, la DB comparará la columna ciudad con </w:t>
+      </w:r>
+      <w:r>
+        <w:rPr>
+          <w:rFonts w:ascii="Times New Roman" w:hAnsi="Times New Roman" w:cs="Times New Roman"/>
+          <w:sz w:val="24"/>
+          <w:szCs w:val="24"/>
+          <w:lang w:val="es-ES"/>
+        </w:rPr>
+        <w:t xml:space="preserve">cada fila de la tabla de clima con la columna </w:t>
+      </w:r>
+      <w:r>
+        <w:rPr>
+          <w:rFonts w:ascii="Times New Roman" w:hAnsi="Times New Roman" w:cs="Times New Roman"/>
+          <w:i/>
+          <w:iCs/>
+          <w:sz w:val="24"/>
+          <w:szCs w:val="24"/>
+          <w:lang w:val="es-ES"/>
+        </w:rPr>
+        <w:t xml:space="preserve">nombre </w:t>
+      </w:r>
+      <w:r>
+        <w:rPr>
+          <w:rFonts w:ascii="Times New Roman" w:hAnsi="Times New Roman" w:cs="Times New Roman"/>
+          <w:sz w:val="24"/>
+          <w:szCs w:val="24"/>
+          <w:lang w:val="es-ES"/>
+        </w:rPr>
+        <w:t>de todas las filas en la tabla ciudades y seleccionar los pares de filas donde los valores se emparejan. Los resultados mostrarán lo siguiente:</w:t>
+      </w:r>
+    </w:p>
+    <w:p>
+      <w:pPr>
+        <w:pStyle w:val="Prrafodelista"/>
+        <w:numPr>
+          <w:ilvl w:val="0"/>
+          <w:numId w:val="1"/>
+        </w:numPr>
+        <w:autoSpaceDE w:val="0"/>
+        <w:autoSpaceDN w:val="0"/>
+        <w:adjustRightInd w:val="0"/>
+        <w:spacing w:after="0" w:line="240" w:lineRule="auto"/>
+        <w:jc w:val="both"/>
+        <w:rPr>
+          <w:rFonts w:ascii="Times New Roman" w:hAnsi="Times New Roman" w:cs="Times New Roman"/>
+          <w:sz w:val="24"/>
+          <w:szCs w:val="24"/>
+          <w:lang w:val="es-ES"/>
+        </w:rPr>
+      </w:pPr>
+      <w:r>
+        <w:rPr>
+          <w:rFonts w:ascii="Times New Roman" w:hAnsi="Times New Roman" w:cs="Times New Roman"/>
+          <w:sz w:val="24"/>
+          <w:szCs w:val="24"/>
+          <w:lang w:val="es-ES"/>
+        </w:rPr>
+        <w:t xml:space="preserve">No habrá resultado para la ciudad de Hayward, porque no hay un emparejamiento de la tabla ciudades para Hayward, así el </w:t>
+      </w:r>
+      <w:proofErr w:type="spellStart"/>
+      <w:r>
+        <w:rPr>
+          <w:rFonts w:ascii="Times New Roman" w:hAnsi="Times New Roman" w:cs="Times New Roman"/>
+          <w:i/>
+          <w:iCs/>
+          <w:sz w:val="24"/>
+          <w:szCs w:val="24"/>
+          <w:lang w:val="es-ES"/>
+        </w:rPr>
+        <w:t>join</w:t>
+      </w:r>
+      <w:proofErr w:type="spellEnd"/>
+      <w:r>
+        <w:rPr>
+          <w:rFonts w:ascii="Times New Roman" w:hAnsi="Times New Roman" w:cs="Times New Roman"/>
+          <w:i/>
+          <w:iCs/>
+          <w:sz w:val="24"/>
+          <w:szCs w:val="24"/>
+          <w:lang w:val="es-ES"/>
+        </w:rPr>
+        <w:t xml:space="preserve"> </w:t>
+      </w:r>
+      <w:r>
+        <w:rPr>
+          <w:rFonts w:ascii="Times New Roman" w:hAnsi="Times New Roman" w:cs="Times New Roman"/>
+          <w:sz w:val="24"/>
+          <w:szCs w:val="24"/>
+          <w:lang w:val="es-ES"/>
+        </w:rPr>
+        <w:t>ignora las filas en la tabla clima.</w:t>
+      </w:r>
+    </w:p>
+    <w:p>
+      <w:pPr>
+        <w:pStyle w:val="Prrafodelista"/>
+        <w:numPr>
+          <w:ilvl w:val="0"/>
+          <w:numId w:val="1"/>
+        </w:numPr>
+        <w:autoSpaceDE w:val="0"/>
+        <w:autoSpaceDN w:val="0"/>
+        <w:adjustRightInd w:val="0"/>
+        <w:spacing w:after="0" w:line="240" w:lineRule="auto"/>
+        <w:jc w:val="both"/>
+        <w:rPr>
+          <w:rFonts w:ascii="Times New Roman" w:hAnsi="Times New Roman" w:cs="Times New Roman"/>
+          <w:sz w:val="24"/>
+          <w:szCs w:val="24"/>
+          <w:lang w:val="es-ES"/>
+        </w:rPr>
+      </w:pPr>
+      <w:r>
+        <w:rPr>
+          <w:rFonts w:ascii="Times New Roman" w:hAnsi="Times New Roman" w:cs="Times New Roman"/>
+          <w:sz w:val="24"/>
+          <w:szCs w:val="24"/>
+          <w:lang w:val="es-ES"/>
+        </w:rPr>
+        <w:t>Hay dos columnas conteniendo el nombre de la ciudad, esto porque la</w:t>
+      </w:r>
+      <w:r>
+        <w:rPr>
+          <w:rFonts w:ascii="Times New Roman" w:hAnsi="Times New Roman" w:cs="Times New Roman"/>
+          <w:sz w:val="24"/>
+          <w:szCs w:val="24"/>
+          <w:lang w:val="es-ES"/>
+        </w:rPr>
+        <w:t xml:space="preserve"> lista de columnas desde las tablas clima y ciudades son concatenados, en la práctica esto es indeseable, lo que se quisiera es una lista de las columnas de salida explicito en lugar de *</w:t>
+      </w:r>
+    </w:p>
+    <w:p>
+      <w:pPr>
+        <w:autoSpaceDE w:val="0"/>
+        <w:autoSpaceDN w:val="0"/>
+        <w:adjustRightInd w:val="0"/>
+        <w:spacing w:after="0" w:line="240" w:lineRule="auto"/>
+        <w:jc w:val="both"/>
+        <w:rPr>
+          <w:rFonts w:ascii="Courier New" w:hAnsi="Courier New" w:cs="Courier New"/>
+          <w:sz w:val="24"/>
+          <w:szCs w:val="24"/>
+          <w:lang w:val="es-ES"/>
+        </w:rPr>
+      </w:pPr>
+    </w:p>
+    <w:p>
+      <w:pPr>
+        <w:autoSpaceDE w:val="0"/>
+        <w:autoSpaceDN w:val="0"/>
+        <w:adjustRightInd w:val="0"/>
+        <w:spacing w:after="0" w:line="240" w:lineRule="auto"/>
+        <w:jc w:val="both"/>
+        <w:rPr>
+          <w:rFonts w:ascii="Courier New" w:hAnsi="Courier New" w:cs="Courier New"/>
+          <w:sz w:val="24"/>
+          <w:szCs w:val="24"/>
+          <w:lang w:val="es-ES"/>
+        </w:rPr>
+      </w:pPr>
+      <w:r>
+        <w:rPr>
+          <w:rFonts w:ascii="Courier New" w:hAnsi="Courier New" w:cs="Courier New"/>
+          <w:sz w:val="24"/>
+          <w:szCs w:val="24"/>
+          <w:lang w:val="es-ES"/>
+        </w:rPr>
+        <w:t xml:space="preserve">SELECT </w:t>
+      </w:r>
+      <w:proofErr w:type="spellStart"/>
+      <w:r>
+        <w:rPr>
+          <w:rFonts w:ascii="Courier New" w:hAnsi="Courier New" w:cs="Courier New"/>
+          <w:sz w:val="24"/>
+          <w:szCs w:val="24"/>
+          <w:lang w:val="es-ES"/>
+        </w:rPr>
+        <w:t>city</w:t>
+      </w:r>
+      <w:proofErr w:type="spellEnd"/>
+      <w:r>
+        <w:rPr>
+          <w:rFonts w:ascii="Courier New" w:hAnsi="Courier New" w:cs="Courier New"/>
+          <w:sz w:val="24"/>
+          <w:szCs w:val="24"/>
+          <w:lang w:val="es-ES"/>
+        </w:rPr>
+        <w:t xml:space="preserve">, </w:t>
+      </w:r>
+      <w:proofErr w:type="spellStart"/>
+      <w:r>
+        <w:rPr>
+          <w:rFonts w:ascii="Courier New" w:hAnsi="Courier New" w:cs="Courier New"/>
+          <w:sz w:val="24"/>
+          <w:szCs w:val="24"/>
+          <w:lang w:val="es-ES"/>
+        </w:rPr>
+        <w:t>temp_lo</w:t>
+      </w:r>
+      <w:proofErr w:type="spellEnd"/>
+      <w:r>
+        <w:rPr>
+          <w:rFonts w:ascii="Courier New" w:hAnsi="Courier New" w:cs="Courier New"/>
+          <w:sz w:val="24"/>
+          <w:szCs w:val="24"/>
+          <w:lang w:val="es-ES"/>
+        </w:rPr>
+        <w:t xml:space="preserve">, </w:t>
+      </w:r>
+      <w:proofErr w:type="spellStart"/>
+      <w:r>
+        <w:rPr>
+          <w:rFonts w:ascii="Courier New" w:hAnsi="Courier New" w:cs="Courier New"/>
+          <w:sz w:val="24"/>
+          <w:szCs w:val="24"/>
+          <w:lang w:val="es-ES"/>
+        </w:rPr>
+        <w:t>temp_hi</w:t>
+      </w:r>
+      <w:proofErr w:type="spellEnd"/>
+      <w:r>
+        <w:rPr>
+          <w:rFonts w:ascii="Courier New" w:hAnsi="Courier New" w:cs="Courier New"/>
+          <w:sz w:val="24"/>
+          <w:szCs w:val="24"/>
+          <w:lang w:val="es-ES"/>
+        </w:rPr>
+        <w:t xml:space="preserve">, </w:t>
+      </w:r>
+      <w:proofErr w:type="spellStart"/>
+      <w:r>
+        <w:rPr>
+          <w:rFonts w:ascii="Courier New" w:hAnsi="Courier New" w:cs="Courier New"/>
+          <w:sz w:val="24"/>
+          <w:szCs w:val="24"/>
+          <w:lang w:val="es-ES"/>
+        </w:rPr>
+        <w:t>prcp</w:t>
+      </w:r>
+      <w:proofErr w:type="spellEnd"/>
+      <w:r>
+        <w:rPr>
+          <w:rFonts w:ascii="Courier New" w:hAnsi="Courier New" w:cs="Courier New"/>
+          <w:sz w:val="24"/>
+          <w:szCs w:val="24"/>
+          <w:lang w:val="es-ES"/>
+        </w:rPr>
+        <w:t xml:space="preserve">, date, </w:t>
+      </w:r>
+      <w:proofErr w:type="spellStart"/>
+      <w:r>
+        <w:rPr>
+          <w:rFonts w:ascii="Courier New" w:hAnsi="Courier New" w:cs="Courier New"/>
+          <w:sz w:val="24"/>
+          <w:szCs w:val="24"/>
+          <w:lang w:val="es-ES"/>
+        </w:rPr>
+        <w:t>location</w:t>
+      </w:r>
+      <w:proofErr w:type="spellEnd"/>
+      <w:r>
+        <w:rPr>
+          <w:rFonts w:ascii="Courier New" w:hAnsi="Courier New" w:cs="Courier New"/>
+          <w:sz w:val="24"/>
+          <w:szCs w:val="24"/>
+          <w:lang w:val="es-ES"/>
+        </w:rPr>
+        <w:t xml:space="preserve"> FROM </w:t>
+      </w:r>
+      <w:proofErr w:type="spellStart"/>
+      <w:r>
+        <w:rPr>
+          <w:rFonts w:ascii="Courier New" w:hAnsi="Courier New" w:cs="Courier New"/>
+          <w:sz w:val="24"/>
+          <w:szCs w:val="24"/>
+          <w:lang w:val="es-ES"/>
+        </w:rPr>
+        <w:t>weather</w:t>
+      </w:r>
+      <w:proofErr w:type="spellEnd"/>
+      <w:r>
+        <w:rPr>
+          <w:rFonts w:ascii="Courier New" w:hAnsi="Courier New" w:cs="Courier New"/>
+          <w:sz w:val="24"/>
+          <w:szCs w:val="24"/>
+          <w:lang w:val="es-ES"/>
+        </w:rPr>
+        <w:t xml:space="preserve"> JOIN </w:t>
+      </w:r>
+      <w:proofErr w:type="spellStart"/>
+      <w:r>
+        <w:rPr>
+          <w:rFonts w:ascii="Courier New" w:hAnsi="Courier New" w:cs="Courier New"/>
+          <w:sz w:val="24"/>
+          <w:szCs w:val="24"/>
+          <w:lang w:val="es-ES"/>
+        </w:rPr>
+        <w:t>cities</w:t>
+      </w:r>
+      <w:proofErr w:type="spellEnd"/>
+      <w:r>
+        <w:rPr>
+          <w:rFonts w:ascii="Courier New" w:hAnsi="Courier New" w:cs="Courier New"/>
+          <w:sz w:val="24"/>
+          <w:szCs w:val="24"/>
+          <w:lang w:val="es-ES"/>
+        </w:rPr>
+        <w:t xml:space="preserve"> ON </w:t>
+      </w:r>
+      <w:proofErr w:type="spellStart"/>
+      <w:r>
+        <w:rPr>
+          <w:rFonts w:ascii="Courier New" w:hAnsi="Courier New" w:cs="Courier New"/>
+          <w:sz w:val="24"/>
+          <w:szCs w:val="24"/>
+          <w:lang w:val="es-ES"/>
+        </w:rPr>
+        <w:t>city</w:t>
+      </w:r>
+      <w:proofErr w:type="spellEnd"/>
+      <w:r>
+        <w:rPr>
+          <w:rFonts w:ascii="Courier New" w:hAnsi="Courier New" w:cs="Courier New"/>
+          <w:sz w:val="24"/>
+          <w:szCs w:val="24"/>
+          <w:lang w:val="es-ES"/>
+        </w:rPr>
+        <w:t>=</w:t>
+      </w:r>
+      <w:proofErr w:type="spellStart"/>
+      <w:r>
+        <w:rPr>
+          <w:rFonts w:ascii="Courier New" w:hAnsi="Courier New" w:cs="Courier New"/>
+          <w:sz w:val="24"/>
+          <w:szCs w:val="24"/>
+          <w:lang w:val="es-ES"/>
+        </w:rPr>
+        <w:t>name</w:t>
+      </w:r>
+      <w:proofErr w:type="spellEnd"/>
+      <w:r>
+        <w:rPr>
+          <w:rFonts w:ascii="Courier New" w:hAnsi="Courier New" w:cs="Courier New"/>
+          <w:sz w:val="24"/>
+          <w:szCs w:val="24"/>
+          <w:lang w:val="es-ES"/>
+        </w:rPr>
+        <w:t>;</w:t>
+      </w:r>
+    </w:p>
+    <w:p>
+      <w:pPr>
+        <w:autoSpaceDE w:val="0"/>
+        <w:autoSpaceDN w:val="0"/>
+        <w:adjustRightInd w:val="0"/>
+        <w:spacing w:after="0" w:line="240" w:lineRule="auto"/>
+        <w:jc w:val="both"/>
+        <w:rPr>
+          <w:rFonts w:ascii="Times New Roman" w:hAnsi="Times New Roman" w:cs="Times New Roman"/>
+          <w:sz w:val="24"/>
+          <w:szCs w:val="24"/>
+          <w:lang w:val="es-ES"/>
+        </w:rPr>
+      </w:pPr>
+    </w:p>
+    <w:p>
+      <w:pPr>
+        <w:autoSpaceDE w:val="0"/>
+        <w:autoSpaceDN w:val="0"/>
+        <w:adjustRightInd w:val="0"/>
+        <w:spacing w:after="0" w:line="240" w:lineRule="auto"/>
+        <w:jc w:val="both"/>
+        <w:rPr>
+          <w:rFonts w:ascii="Times New Roman" w:hAnsi="Times New Roman" w:cs="Times New Roman"/>
+          <w:sz w:val="24"/>
+          <w:szCs w:val="24"/>
+          <w:lang w:val="es-ES"/>
+        </w:rPr>
+      </w:pPr>
+      <w:r>
+        <w:rPr>
+          <w:rFonts w:ascii="Times New Roman" w:hAnsi="Times New Roman" w:cs="Times New Roman"/>
+          <w:sz w:val="24"/>
+          <w:szCs w:val="24"/>
+          <w:lang w:val="es-ES"/>
+        </w:rPr>
+        <w:t>Cómo las columnas tienen distintos nombres, el</w:t>
+      </w:r>
+      <w:r>
+        <w:rPr>
+          <w:rFonts w:ascii="Times New Roman" w:hAnsi="Times New Roman" w:cs="Times New Roman"/>
+          <w:i/>
+          <w:iCs/>
+          <w:sz w:val="24"/>
+          <w:szCs w:val="24"/>
+          <w:lang w:val="es-ES"/>
+        </w:rPr>
+        <w:t xml:space="preserve"> </w:t>
+      </w:r>
+      <w:proofErr w:type="spellStart"/>
+      <w:r>
+        <w:rPr>
+          <w:rFonts w:ascii="Times New Roman" w:hAnsi="Times New Roman" w:cs="Times New Roman"/>
+          <w:i/>
+          <w:iCs/>
+          <w:sz w:val="24"/>
+          <w:szCs w:val="24"/>
+          <w:lang w:val="es-ES"/>
+        </w:rPr>
+        <w:t>parser</w:t>
+      </w:r>
+      <w:proofErr w:type="spellEnd"/>
+      <w:r>
+        <w:rPr>
+          <w:rFonts w:ascii="Times New Roman" w:hAnsi="Times New Roman" w:cs="Times New Roman"/>
+          <w:i/>
+          <w:iCs/>
+          <w:sz w:val="24"/>
+          <w:szCs w:val="24"/>
+          <w:lang w:val="es-ES"/>
+        </w:rPr>
+        <w:t xml:space="preserve"> </w:t>
+      </w:r>
+      <w:r>
+        <w:rPr>
+          <w:rFonts w:ascii="Times New Roman" w:hAnsi="Times New Roman" w:cs="Times New Roman"/>
+          <w:sz w:val="24"/>
+          <w:szCs w:val="24"/>
+          <w:lang w:val="es-ES"/>
+        </w:rPr>
+        <w:t>encontrará automáticamente de cuál tabla pertenece el nombre de la columna</w:t>
+      </w:r>
+      <w:r>
+        <w:rPr>
+          <w:rFonts w:ascii="Times New Roman" w:hAnsi="Times New Roman" w:cs="Times New Roman"/>
+          <w:sz w:val="24"/>
+          <w:szCs w:val="24"/>
+          <w:lang w:val="es-ES"/>
+        </w:rPr>
+        <w:t>, pero si existiese dos columnas en las tablas con los mismos nombres debemos decidir cuál queremos mostrar</w:t>
+      </w:r>
+    </w:p>
+    <w:p>
+      <w:pPr>
+        <w:autoSpaceDE w:val="0"/>
+        <w:autoSpaceDN w:val="0"/>
+        <w:adjustRightInd w:val="0"/>
+        <w:spacing w:after="0" w:line="240" w:lineRule="auto"/>
+        <w:jc w:val="both"/>
+        <w:rPr>
+          <w:rFonts w:ascii="Times New Roman" w:hAnsi="Times New Roman" w:cs="Times New Roman"/>
+          <w:sz w:val="24"/>
+          <w:szCs w:val="24"/>
+          <w:lang w:val="es-ES"/>
+        </w:rPr>
+      </w:pPr>
+    </w:p>
+    <w:p>
+      <w:pPr>
+        <w:autoSpaceDE w:val="0"/>
+        <w:autoSpaceDN w:val="0"/>
+        <w:adjustRightInd w:val="0"/>
+        <w:spacing w:after="0" w:line="240" w:lineRule="auto"/>
+        <w:jc w:val="both"/>
+        <w:rPr>
+          <w:rFonts w:ascii="Courier New" w:hAnsi="Courier New" w:cs="Courier New"/>
+          <w:sz w:val="24"/>
+          <w:szCs w:val="24"/>
+          <w:lang w:val="es-ES"/>
+        </w:rPr>
+      </w:pPr>
+      <w:r>
+        <w:rPr>
+          <w:rFonts w:ascii="Courier New" w:hAnsi="Courier New" w:cs="Courier New"/>
+          <w:sz w:val="24"/>
+          <w:szCs w:val="24"/>
+          <w:lang w:val="es-ES"/>
+        </w:rPr>
+        <w:t xml:space="preserve">SELECT </w:t>
+      </w:r>
+      <w:proofErr w:type="spellStart"/>
+      <w:r>
+        <w:rPr>
+          <w:rFonts w:ascii="Courier New" w:hAnsi="Courier New" w:cs="Courier New"/>
+          <w:sz w:val="24"/>
+          <w:szCs w:val="24"/>
+          <w:lang w:val="es-ES"/>
+        </w:rPr>
+        <w:t>weather.ciy</w:t>
+      </w:r>
+      <w:proofErr w:type="spellEnd"/>
+      <w:r>
+        <w:rPr>
+          <w:rFonts w:ascii="Courier New" w:hAnsi="Courier New" w:cs="Courier New"/>
+          <w:sz w:val="24"/>
+          <w:szCs w:val="24"/>
+          <w:lang w:val="es-ES"/>
+        </w:rPr>
+        <w:t xml:space="preserve">, </w:t>
+      </w:r>
+      <w:proofErr w:type="spellStart"/>
+      <w:r>
+        <w:rPr>
+          <w:rFonts w:ascii="Courier New" w:hAnsi="Courier New" w:cs="Courier New"/>
+          <w:sz w:val="24"/>
+          <w:szCs w:val="24"/>
+          <w:lang w:val="es-ES"/>
+        </w:rPr>
+        <w:t>weather.temp_lo</w:t>
+      </w:r>
+      <w:proofErr w:type="spellEnd"/>
+      <w:r>
+        <w:rPr>
+          <w:rFonts w:ascii="Courier New" w:hAnsi="Courier New" w:cs="Courier New"/>
+          <w:sz w:val="24"/>
+          <w:szCs w:val="24"/>
+          <w:lang w:val="es-ES"/>
+        </w:rPr>
+        <w:t xml:space="preserve">, </w:t>
+      </w:r>
+      <w:proofErr w:type="spellStart"/>
+      <w:r>
+        <w:rPr>
+          <w:rFonts w:ascii="Courier New" w:hAnsi="Courier New" w:cs="Courier New"/>
+          <w:sz w:val="24"/>
+          <w:szCs w:val="24"/>
+          <w:lang w:val="es-ES"/>
+        </w:rPr>
+        <w:t>weather.temp_hi</w:t>
+      </w:r>
+      <w:proofErr w:type="spellEnd"/>
+      <w:r>
+        <w:rPr>
+          <w:rFonts w:ascii="Courier New" w:hAnsi="Courier New" w:cs="Courier New"/>
+          <w:sz w:val="24"/>
+          <w:szCs w:val="24"/>
+          <w:lang w:val="es-ES"/>
+        </w:rPr>
+        <w:t xml:space="preserve">, </w:t>
+      </w:r>
+      <w:proofErr w:type="spellStart"/>
+      <w:r>
+        <w:rPr>
+          <w:rFonts w:ascii="Courier New" w:hAnsi="Courier New" w:cs="Courier New"/>
+          <w:sz w:val="24"/>
+          <w:szCs w:val="24"/>
+          <w:lang w:val="es-ES"/>
+        </w:rPr>
+        <w:t>weather</w:t>
+      </w:r>
+      <w:r>
+        <w:rPr>
+          <w:rFonts w:ascii="Courier New" w:hAnsi="Courier New" w:cs="Courier New"/>
+          <w:sz w:val="24"/>
+          <w:szCs w:val="24"/>
+          <w:lang w:val="es-ES"/>
+        </w:rPr>
+        <w:t>.prcp</w:t>
+      </w:r>
+      <w:proofErr w:type="spellEnd"/>
+      <w:r>
+        <w:rPr>
+          <w:rFonts w:ascii="Courier New" w:hAnsi="Courier New" w:cs="Courier New"/>
+          <w:sz w:val="24"/>
+          <w:szCs w:val="24"/>
+          <w:lang w:val="es-ES"/>
+        </w:rPr>
+        <w:t xml:space="preserve">, </w:t>
+      </w:r>
+      <w:proofErr w:type="spellStart"/>
+      <w:r>
+        <w:rPr>
+          <w:rFonts w:ascii="Courier New" w:hAnsi="Courier New" w:cs="Courier New"/>
+          <w:sz w:val="24"/>
+          <w:szCs w:val="24"/>
+          <w:lang w:val="es-ES"/>
+        </w:rPr>
+        <w:t>weather.date</w:t>
+      </w:r>
+      <w:proofErr w:type="spellEnd"/>
+      <w:r>
+        <w:rPr>
+          <w:rFonts w:ascii="Courier New" w:hAnsi="Courier New" w:cs="Courier New"/>
+          <w:sz w:val="24"/>
+          <w:szCs w:val="24"/>
+          <w:lang w:val="es-ES"/>
+        </w:rPr>
+        <w:t xml:space="preserve">, </w:t>
+      </w:r>
+      <w:proofErr w:type="spellStart"/>
+      <w:r>
+        <w:rPr>
+          <w:rFonts w:ascii="Courier New" w:hAnsi="Courier New" w:cs="Courier New"/>
+          <w:sz w:val="24"/>
+          <w:szCs w:val="24"/>
+          <w:lang w:val="es-ES"/>
+        </w:rPr>
+        <w:t>cities.location</w:t>
+      </w:r>
+      <w:proofErr w:type="spellEnd"/>
+      <w:r>
+        <w:rPr>
+          <w:rFonts w:ascii="Courier New" w:hAnsi="Courier New" w:cs="Courier New"/>
+          <w:sz w:val="24"/>
+          <w:szCs w:val="24"/>
+          <w:lang w:val="es-ES"/>
+        </w:rPr>
+        <w:t xml:space="preserve"> FROM </w:t>
+      </w:r>
+      <w:proofErr w:type="spellStart"/>
+      <w:r>
+        <w:rPr>
+          <w:rFonts w:ascii="Courier New" w:hAnsi="Courier New" w:cs="Courier New"/>
+          <w:sz w:val="24"/>
+          <w:szCs w:val="24"/>
+          <w:lang w:val="es-ES"/>
+        </w:rPr>
+        <w:t>weather</w:t>
+      </w:r>
+      <w:proofErr w:type="spellEnd"/>
+      <w:r>
+        <w:rPr>
+          <w:rFonts w:ascii="Courier New" w:hAnsi="Courier New" w:cs="Courier New"/>
+          <w:sz w:val="24"/>
+          <w:szCs w:val="24"/>
+          <w:lang w:val="es-ES"/>
+        </w:rPr>
+        <w:t xml:space="preserve"> JOIN </w:t>
+      </w:r>
+      <w:proofErr w:type="spellStart"/>
+      <w:r>
+        <w:rPr>
+          <w:rFonts w:ascii="Courier New" w:hAnsi="Courier New" w:cs="Courier New"/>
+          <w:sz w:val="24"/>
+          <w:szCs w:val="24"/>
+          <w:lang w:val="es-ES"/>
+        </w:rPr>
+        <w:t>cities</w:t>
+      </w:r>
+      <w:proofErr w:type="spellEnd"/>
+      <w:r>
+        <w:rPr>
+          <w:rFonts w:ascii="Courier New" w:hAnsi="Courier New" w:cs="Courier New"/>
+          <w:sz w:val="24"/>
+          <w:szCs w:val="24"/>
+          <w:lang w:val="es-ES"/>
+        </w:rPr>
+        <w:t xml:space="preserve"> ON </w:t>
+      </w:r>
+      <w:proofErr w:type="spellStart"/>
+      <w:r>
+        <w:rPr>
+          <w:rFonts w:ascii="Courier New" w:hAnsi="Courier New" w:cs="Courier New"/>
+          <w:sz w:val="24"/>
+          <w:szCs w:val="24"/>
+          <w:lang w:val="es-ES"/>
+        </w:rPr>
+        <w:t>weather.city</w:t>
+      </w:r>
+      <w:proofErr w:type="spellEnd"/>
+      <w:r>
+        <w:rPr>
+          <w:rFonts w:ascii="Courier New" w:hAnsi="Courier New" w:cs="Courier New"/>
+          <w:sz w:val="24"/>
+          <w:szCs w:val="24"/>
+          <w:lang w:val="es-ES"/>
+        </w:rPr>
+        <w:t>=cities.name;</w:t>
+      </w:r>
+    </w:p>
+    <w:p>
+      <w:pPr>
+        <w:autoSpaceDE w:val="0"/>
+        <w:autoSpaceDN w:val="0"/>
+        <w:adjustRightInd w:val="0"/>
+        <w:spacing w:after="0" w:line="240" w:lineRule="auto"/>
+        <w:jc w:val="both"/>
+        <w:rPr>
+          <w:rFonts w:ascii="Times New Roman" w:hAnsi="Times New Roman" w:cs="Times New Roman"/>
+          <w:sz w:val="24"/>
+          <w:szCs w:val="24"/>
+          <w:lang w:val="es-ES"/>
+        </w:rPr>
+      </w:pPr>
+    </w:p>
+    <w:p>
+      <w:pPr>
+        <w:autoSpaceDE w:val="0"/>
+        <w:autoSpaceDN w:val="0"/>
+        <w:adjustRightInd w:val="0"/>
+        <w:spacing w:after="0" w:line="240" w:lineRule="auto"/>
+        <w:jc w:val="both"/>
+        <w:rPr>
+          <w:rFonts w:ascii="Times New Roman" w:hAnsi="Times New Roman" w:cs="Times New Roman"/>
+          <w:sz w:val="24"/>
+          <w:szCs w:val="24"/>
+          <w:lang w:val="es-ES"/>
+        </w:rPr>
+      </w:pPr>
+      <w:r>
+        <w:rPr>
+          <w:rFonts w:ascii="Times New Roman" w:hAnsi="Times New Roman" w:cs="Times New Roman"/>
+          <w:sz w:val="24"/>
+          <w:szCs w:val="24"/>
+          <w:lang w:val="es-ES"/>
+        </w:rPr>
+        <w:t>Es lo más recomendable indicar de que tabla viene cada columna así la consulta no fallará si una columna duplicada es añadida después a alguna tabla</w:t>
+      </w:r>
+      <w:r>
+        <w:rPr>
+          <w:rFonts w:ascii="Times New Roman" w:hAnsi="Times New Roman" w:cs="Times New Roman"/>
+          <w:sz w:val="24"/>
+          <w:szCs w:val="24"/>
+          <w:lang w:val="es-ES"/>
+        </w:rPr>
+        <w:t>. Otra forma de escribir la anterior sentencia JOIN.</w:t>
+      </w:r>
+    </w:p>
+    <w:p>
+      <w:pPr>
+        <w:autoSpaceDE w:val="0"/>
+        <w:autoSpaceDN w:val="0"/>
+        <w:adjustRightInd w:val="0"/>
+        <w:spacing w:after="0" w:line="240" w:lineRule="auto"/>
+        <w:jc w:val="both"/>
+        <w:rPr>
+          <w:rFonts w:ascii="Times New Roman" w:hAnsi="Times New Roman" w:cs="Times New Roman"/>
+          <w:sz w:val="24"/>
+          <w:szCs w:val="24"/>
+          <w:lang w:val="es-ES"/>
+        </w:rPr>
+      </w:pPr>
+    </w:p>
+    <w:p>
+      <w:pPr>
+        <w:autoSpaceDE w:val="0"/>
+        <w:autoSpaceDN w:val="0"/>
+        <w:adjustRightInd w:val="0"/>
+        <w:spacing w:after="0" w:line="240" w:lineRule="auto"/>
+        <w:jc w:val="both"/>
+        <w:rPr>
+          <w:rFonts w:ascii="Courier New" w:hAnsi="Courier New" w:cs="Courier New"/>
+          <w:sz w:val="24"/>
+          <w:szCs w:val="24"/>
+          <w:lang w:val="es-ES"/>
+        </w:rPr>
+      </w:pPr>
+      <w:r>
+        <w:rPr>
+          <w:rFonts w:ascii="Courier New" w:hAnsi="Courier New" w:cs="Courier New"/>
+          <w:sz w:val="24"/>
+          <w:szCs w:val="24"/>
+          <w:lang w:val="es-ES"/>
+        </w:rPr>
+        <w:t xml:space="preserve">SELECT * FROM </w:t>
+      </w:r>
+      <w:proofErr w:type="spellStart"/>
+      <w:r>
+        <w:rPr>
+          <w:rFonts w:ascii="Courier New" w:hAnsi="Courier New" w:cs="Courier New"/>
+          <w:sz w:val="24"/>
+          <w:szCs w:val="24"/>
+          <w:lang w:val="es-ES"/>
+        </w:rPr>
+        <w:t>weather</w:t>
+      </w:r>
+      <w:proofErr w:type="spellEnd"/>
+      <w:r>
+        <w:rPr>
+          <w:rFonts w:ascii="Courier New" w:hAnsi="Courier New" w:cs="Courier New"/>
+          <w:sz w:val="24"/>
+          <w:szCs w:val="24"/>
+          <w:lang w:val="es-ES"/>
+        </w:rPr>
+        <w:t xml:space="preserve">, </w:t>
+      </w:r>
+      <w:proofErr w:type="spellStart"/>
+      <w:r>
+        <w:rPr>
+          <w:rFonts w:ascii="Courier New" w:hAnsi="Courier New" w:cs="Courier New"/>
+          <w:sz w:val="24"/>
+          <w:szCs w:val="24"/>
+          <w:lang w:val="es-ES"/>
+        </w:rPr>
+        <w:t>cities</w:t>
+      </w:r>
+      <w:proofErr w:type="spellEnd"/>
+      <w:r>
+        <w:rPr>
+          <w:rFonts w:ascii="Courier New" w:hAnsi="Courier New" w:cs="Courier New"/>
+          <w:sz w:val="24"/>
+          <w:szCs w:val="24"/>
+          <w:lang w:val="es-ES"/>
+        </w:rPr>
+        <w:t xml:space="preserve"> WHERE </w:t>
+      </w:r>
+      <w:proofErr w:type="spellStart"/>
+      <w:r>
+        <w:rPr>
+          <w:rFonts w:ascii="Courier New" w:hAnsi="Courier New" w:cs="Courier New"/>
+          <w:sz w:val="24"/>
+          <w:szCs w:val="24"/>
+          <w:lang w:val="es-ES"/>
+        </w:rPr>
+        <w:t>city</w:t>
+      </w:r>
+      <w:proofErr w:type="spellEnd"/>
+      <w:r>
+        <w:rPr>
+          <w:rFonts w:ascii="Courier New" w:hAnsi="Courier New" w:cs="Courier New"/>
+          <w:sz w:val="24"/>
+          <w:szCs w:val="24"/>
+          <w:lang w:val="es-ES"/>
+        </w:rPr>
+        <w:t>=</w:t>
+      </w:r>
+      <w:proofErr w:type="spellStart"/>
+      <w:r>
+        <w:rPr>
+          <w:rFonts w:ascii="Courier New" w:hAnsi="Courier New" w:cs="Courier New"/>
+          <w:sz w:val="24"/>
+          <w:szCs w:val="24"/>
+          <w:lang w:val="es-ES"/>
+        </w:rPr>
+        <w:t>name</w:t>
+      </w:r>
+      <w:proofErr w:type="spellEnd"/>
+      <w:r>
+        <w:rPr>
+          <w:rFonts w:ascii="Courier New" w:hAnsi="Courier New" w:cs="Courier New"/>
+          <w:sz w:val="24"/>
+          <w:szCs w:val="24"/>
+          <w:lang w:val="es-ES"/>
+        </w:rPr>
+        <w:t>;</w:t>
+      </w:r>
+    </w:p>
+    <w:p>
+      <w:pPr>
+        <w:autoSpaceDE w:val="0"/>
+        <w:autoSpaceDN w:val="0"/>
+        <w:adjustRightInd w:val="0"/>
+        <w:spacing w:after="0" w:line="240" w:lineRule="auto"/>
+        <w:jc w:val="both"/>
+        <w:rPr>
+          <w:rFonts w:ascii="Courier New" w:hAnsi="Courier New" w:cs="Courier New"/>
+          <w:sz w:val="24"/>
+          <w:szCs w:val="24"/>
+          <w:lang w:val="es-ES"/>
+        </w:rPr>
+      </w:pPr>
+    </w:p>
+    <w:p>
+      <w:pPr>
+        <w:autoSpaceDE w:val="0"/>
+        <w:autoSpaceDN w:val="0"/>
+        <w:adjustRightInd w:val="0"/>
+        <w:spacing w:after="0" w:line="240" w:lineRule="auto"/>
+        <w:jc w:val="both"/>
+        <w:rPr>
+          <w:rFonts w:ascii="Times New Roman" w:hAnsi="Times New Roman" w:cs="Times New Roman"/>
+          <w:sz w:val="24"/>
+          <w:szCs w:val="24"/>
+          <w:lang w:val="es-ES"/>
+        </w:rPr>
+      </w:pPr>
+      <w:r>
+        <w:rPr>
+          <w:rFonts w:ascii="Times New Roman" w:hAnsi="Times New Roman" w:cs="Times New Roman"/>
+          <w:sz w:val="24"/>
+          <w:szCs w:val="24"/>
+          <w:lang w:val="es-ES"/>
+        </w:rPr>
+        <w:t xml:space="preserve">Esta sintaxis es más antigua que la anterior era de SQL-92, las tablas listadas en la clausula FROM y la expresión de comparación se añade en WHERE, el resultado de las dos sintaxis es el mismo, la condición </w:t>
+      </w:r>
+      <w:proofErr w:type="spellStart"/>
+      <w:r>
+        <w:rPr>
+          <w:rFonts w:ascii="Times New Roman" w:hAnsi="Times New Roman" w:cs="Times New Roman"/>
+          <w:i/>
+          <w:iCs/>
+          <w:sz w:val="24"/>
+          <w:szCs w:val="24"/>
+          <w:lang w:val="es-ES"/>
+        </w:rPr>
+        <w:t>join</w:t>
+      </w:r>
+      <w:proofErr w:type="spellEnd"/>
+      <w:r>
+        <w:rPr>
+          <w:rFonts w:ascii="Times New Roman" w:hAnsi="Times New Roman" w:cs="Times New Roman"/>
+          <w:i/>
+          <w:iCs/>
+          <w:sz w:val="24"/>
+          <w:szCs w:val="24"/>
+          <w:lang w:val="es-ES"/>
+        </w:rPr>
+        <w:t xml:space="preserve"> </w:t>
+      </w:r>
+      <w:r>
+        <w:rPr>
+          <w:rFonts w:ascii="Times New Roman" w:hAnsi="Times New Roman" w:cs="Times New Roman"/>
+          <w:sz w:val="24"/>
+          <w:szCs w:val="24"/>
+          <w:lang w:val="es-ES"/>
+        </w:rPr>
+        <w:t xml:space="preserve">se introduce en su propia palabra clave donde la previa era mezclada en la clausula WHERE junto a otras condiciones. </w:t>
+      </w:r>
+    </w:p>
+    <w:p>
+      <w:pPr>
+        <w:autoSpaceDE w:val="0"/>
+        <w:autoSpaceDN w:val="0"/>
+        <w:adjustRightInd w:val="0"/>
+        <w:spacing w:after="0" w:line="240" w:lineRule="auto"/>
+        <w:jc w:val="both"/>
+        <w:rPr>
+          <w:rFonts w:ascii="Times New Roman" w:hAnsi="Times New Roman" w:cs="Times New Roman"/>
+          <w:sz w:val="24"/>
+          <w:szCs w:val="24"/>
+          <w:lang w:val="es-ES"/>
+        </w:rPr>
+      </w:pPr>
+      <w:r>
+        <w:rPr>
+          <w:rFonts w:ascii="Times New Roman" w:hAnsi="Times New Roman" w:cs="Times New Roman"/>
+          <w:sz w:val="24"/>
+          <w:szCs w:val="24"/>
+          <w:lang w:val="es-ES"/>
+        </w:rPr>
+        <w:t>Ahora se tratará de mostrar los resultados de Hayward, se quiere</w:t>
+      </w:r>
+      <w:r>
+        <w:rPr>
+          <w:rFonts w:ascii="Times New Roman" w:hAnsi="Times New Roman" w:cs="Times New Roman"/>
+          <w:sz w:val="24"/>
+          <w:szCs w:val="24"/>
+          <w:lang w:val="es-ES"/>
+        </w:rPr>
+        <w:t xml:space="preserve"> que la consulta escanee la tabla de </w:t>
+      </w:r>
+      <w:r>
+        <w:rPr>
+          <w:rFonts w:ascii="Times New Roman" w:hAnsi="Times New Roman" w:cs="Times New Roman"/>
+          <w:i/>
+          <w:iCs/>
+          <w:sz w:val="24"/>
+          <w:szCs w:val="24"/>
+          <w:lang w:val="es-ES"/>
+        </w:rPr>
+        <w:t xml:space="preserve">clima </w:t>
+      </w:r>
+      <w:r>
+        <w:rPr>
+          <w:rFonts w:ascii="Times New Roman" w:hAnsi="Times New Roman" w:cs="Times New Roman"/>
+          <w:sz w:val="24"/>
+          <w:szCs w:val="24"/>
+          <w:lang w:val="es-ES"/>
+        </w:rPr>
+        <w:t xml:space="preserve">y por cada fila encuentre su emparejamiento en la columna de </w:t>
+      </w:r>
+      <w:r>
+        <w:rPr>
+          <w:rFonts w:ascii="Times New Roman" w:hAnsi="Times New Roman" w:cs="Times New Roman"/>
+          <w:i/>
+          <w:iCs/>
+          <w:sz w:val="24"/>
+          <w:szCs w:val="24"/>
+          <w:lang w:val="es-ES"/>
+        </w:rPr>
+        <w:t xml:space="preserve">ciudades, </w:t>
+      </w:r>
+      <w:r>
+        <w:rPr>
+          <w:rFonts w:ascii="Times New Roman" w:hAnsi="Times New Roman" w:cs="Times New Roman"/>
+          <w:sz w:val="24"/>
+          <w:szCs w:val="24"/>
+          <w:lang w:val="es-ES"/>
+        </w:rPr>
+        <w:t xml:space="preserve">pero si no se empareja se quiere mostrar algunos “valores vacíos” a ser sustituidos por las columnas en la tabla de ciudades; esta clase de consulta se llama </w:t>
+      </w:r>
+      <w:proofErr w:type="spellStart"/>
+      <w:r>
+        <w:rPr>
+          <w:rFonts w:ascii="Times New Roman" w:hAnsi="Times New Roman" w:cs="Times New Roman"/>
+          <w:i/>
+          <w:iCs/>
+          <w:sz w:val="24"/>
+          <w:szCs w:val="24"/>
+          <w:lang w:val="es-ES"/>
+        </w:rPr>
+        <w:t>outer</w:t>
+      </w:r>
+      <w:proofErr w:type="spellEnd"/>
+      <w:r>
+        <w:rPr>
+          <w:rFonts w:ascii="Times New Roman" w:hAnsi="Times New Roman" w:cs="Times New Roman"/>
+          <w:i/>
+          <w:iCs/>
+          <w:sz w:val="24"/>
+          <w:szCs w:val="24"/>
+          <w:lang w:val="es-ES"/>
+        </w:rPr>
+        <w:t xml:space="preserve"> </w:t>
+      </w:r>
+      <w:proofErr w:type="spellStart"/>
+      <w:r>
+        <w:rPr>
+          <w:rFonts w:ascii="Times New Roman" w:hAnsi="Times New Roman" w:cs="Times New Roman"/>
+          <w:i/>
+          <w:iCs/>
+          <w:sz w:val="24"/>
+          <w:szCs w:val="24"/>
+          <w:lang w:val="es-ES"/>
+        </w:rPr>
+        <w:t>join</w:t>
+      </w:r>
+      <w:proofErr w:type="spellEnd"/>
+      <w:r>
+        <w:rPr>
+          <w:rFonts w:ascii="Times New Roman" w:hAnsi="Times New Roman" w:cs="Times New Roman"/>
+          <w:i/>
+          <w:iCs/>
+          <w:sz w:val="24"/>
+          <w:szCs w:val="24"/>
+          <w:lang w:val="es-ES"/>
+        </w:rPr>
+        <w:t xml:space="preserve"> </w:t>
+      </w:r>
+      <w:r>
+        <w:rPr>
+          <w:rFonts w:ascii="Times New Roman" w:hAnsi="Times New Roman" w:cs="Times New Roman"/>
+          <w:sz w:val="24"/>
+          <w:szCs w:val="24"/>
+          <w:lang w:val="es-ES"/>
+        </w:rPr>
+        <w:t xml:space="preserve">(los </w:t>
+      </w:r>
+      <w:proofErr w:type="spellStart"/>
+      <w:r>
+        <w:rPr>
+          <w:rFonts w:ascii="Times New Roman" w:hAnsi="Times New Roman" w:cs="Times New Roman"/>
+          <w:sz w:val="24"/>
+          <w:szCs w:val="24"/>
+          <w:lang w:val="es-ES"/>
+        </w:rPr>
+        <w:t>joins</w:t>
+      </w:r>
+      <w:proofErr w:type="spellEnd"/>
+      <w:r>
+        <w:rPr>
+          <w:rFonts w:ascii="Times New Roman" w:hAnsi="Times New Roman" w:cs="Times New Roman"/>
+          <w:sz w:val="24"/>
+          <w:szCs w:val="24"/>
+          <w:lang w:val="es-ES"/>
+        </w:rPr>
+        <w:t xml:space="preserve"> que vimos hasta ahora se llaman </w:t>
+      </w:r>
+      <w:proofErr w:type="spellStart"/>
+      <w:r>
+        <w:rPr>
+          <w:rFonts w:ascii="Times New Roman" w:hAnsi="Times New Roman" w:cs="Times New Roman"/>
+          <w:sz w:val="24"/>
+          <w:szCs w:val="24"/>
+          <w:lang w:val="es-ES"/>
+        </w:rPr>
+        <w:t>inner</w:t>
+      </w:r>
+      <w:proofErr w:type="spellEnd"/>
+      <w:r>
+        <w:rPr>
+          <w:rFonts w:ascii="Times New Roman" w:hAnsi="Times New Roman" w:cs="Times New Roman"/>
+          <w:sz w:val="24"/>
+          <w:szCs w:val="24"/>
+          <w:lang w:val="es-ES"/>
+        </w:rPr>
+        <w:t xml:space="preserve"> </w:t>
+      </w:r>
+      <w:proofErr w:type="spellStart"/>
+      <w:r>
+        <w:rPr>
+          <w:rFonts w:ascii="Times New Roman" w:hAnsi="Times New Roman" w:cs="Times New Roman"/>
+          <w:sz w:val="24"/>
+          <w:szCs w:val="24"/>
+          <w:lang w:val="es-ES"/>
+        </w:rPr>
+        <w:t>joins</w:t>
+      </w:r>
+      <w:proofErr w:type="spellEnd"/>
+      <w:r>
+        <w:rPr>
+          <w:rFonts w:ascii="Times New Roman" w:hAnsi="Times New Roman" w:cs="Times New Roman"/>
+          <w:sz w:val="24"/>
+          <w:szCs w:val="24"/>
+          <w:lang w:val="es-ES"/>
+        </w:rPr>
+        <w:t>). El comando se ve de la siguiente forma.</w:t>
+      </w:r>
+    </w:p>
+    <w:p>
+      <w:pPr>
+        <w:autoSpaceDE w:val="0"/>
+        <w:autoSpaceDN w:val="0"/>
+        <w:adjustRightInd w:val="0"/>
+        <w:spacing w:after="0" w:line="240" w:lineRule="auto"/>
+        <w:jc w:val="both"/>
+        <w:rPr>
+          <w:rFonts w:ascii="Times New Roman" w:hAnsi="Times New Roman" w:cs="Times New Roman"/>
+          <w:sz w:val="24"/>
+          <w:szCs w:val="24"/>
+          <w:lang w:val="es-ES"/>
+        </w:rPr>
+      </w:pPr>
+    </w:p>
+    <w:p>
+      <w:pPr>
+        <w:autoSpaceDE w:val="0"/>
+        <w:autoSpaceDN w:val="0"/>
+        <w:adjustRightInd w:val="0"/>
+        <w:spacing w:after="0" w:line="240" w:lineRule="auto"/>
+        <w:jc w:val="both"/>
+        <w:rPr>
+          <w:rFonts w:ascii="Courier New" w:hAnsi="Courier New" w:cs="Courier New"/>
+          <w:sz w:val="24"/>
+          <w:szCs w:val="24"/>
+          <w:lang w:val="es-ES"/>
+        </w:rPr>
+      </w:pPr>
+      <w:r>
+        <w:rPr>
+          <w:rFonts w:ascii="Courier New" w:hAnsi="Courier New" w:cs="Courier New"/>
+          <w:sz w:val="24"/>
+          <w:szCs w:val="24"/>
+          <w:lang w:val="es-ES"/>
+        </w:rPr>
+        <w:t xml:space="preserve">SELECT * FROM </w:t>
+      </w:r>
+      <w:proofErr w:type="spellStart"/>
+      <w:r>
+        <w:rPr>
+          <w:rFonts w:ascii="Courier New" w:hAnsi="Courier New" w:cs="Courier New"/>
+          <w:sz w:val="24"/>
+          <w:szCs w:val="24"/>
+          <w:lang w:val="es-ES"/>
+        </w:rPr>
+        <w:t>weather</w:t>
+      </w:r>
+      <w:proofErr w:type="spellEnd"/>
+      <w:r>
+        <w:rPr>
+          <w:rFonts w:ascii="Courier New" w:hAnsi="Courier New" w:cs="Courier New"/>
+          <w:sz w:val="24"/>
+          <w:szCs w:val="24"/>
+          <w:lang w:val="es-ES"/>
+        </w:rPr>
+        <w:t xml:space="preserve"> LEFT OUTER JOIN </w:t>
+      </w:r>
+      <w:proofErr w:type="spellStart"/>
+      <w:r>
+        <w:rPr>
+          <w:rFonts w:ascii="Courier New" w:hAnsi="Courier New" w:cs="Courier New"/>
+          <w:sz w:val="24"/>
+          <w:szCs w:val="24"/>
+          <w:lang w:val="es-ES"/>
+        </w:rPr>
+        <w:t>cities</w:t>
+      </w:r>
+      <w:proofErr w:type="spellEnd"/>
+      <w:r>
+        <w:rPr>
+          <w:rFonts w:ascii="Courier New" w:hAnsi="Courier New" w:cs="Courier New"/>
+          <w:sz w:val="24"/>
+          <w:szCs w:val="24"/>
+          <w:lang w:val="es-ES"/>
+        </w:rPr>
+        <w:t xml:space="preserve"> ON </w:t>
+      </w:r>
+      <w:proofErr w:type="spellStart"/>
+      <w:r>
+        <w:rPr>
+          <w:rFonts w:ascii="Courier New" w:hAnsi="Courier New" w:cs="Courier New"/>
+          <w:sz w:val="24"/>
+          <w:szCs w:val="24"/>
+          <w:lang w:val="es-ES"/>
+        </w:rPr>
+        <w:t>weather.city</w:t>
+      </w:r>
+      <w:proofErr w:type="spellEnd"/>
+      <w:r>
+        <w:rPr>
+          <w:rFonts w:ascii="Courier New" w:hAnsi="Courier New" w:cs="Courier New"/>
+          <w:sz w:val="24"/>
+          <w:szCs w:val="24"/>
+          <w:lang w:val="es-ES"/>
+        </w:rPr>
+        <w:t>=cities.name;</w:t>
+      </w:r>
+    </w:p>
+    <w:p>
+      <w:pPr>
+        <w:autoSpaceDE w:val="0"/>
+        <w:autoSpaceDN w:val="0"/>
+        <w:adjustRightInd w:val="0"/>
+        <w:spacing w:after="0" w:line="240" w:lineRule="auto"/>
+        <w:jc w:val="both"/>
+        <w:rPr>
+          <w:rFonts w:ascii="Courier New" w:hAnsi="Courier New" w:cs="Courier New"/>
+          <w:sz w:val="24"/>
+          <w:szCs w:val="24"/>
+          <w:lang w:val="es-ES"/>
+        </w:rPr>
+      </w:pPr>
+    </w:p>
+    <w:p>
+      <w:pPr>
+        <w:autoSpaceDE w:val="0"/>
+        <w:autoSpaceDN w:val="0"/>
+        <w:adjustRightInd w:val="0"/>
+        <w:spacing w:after="0" w:line="240" w:lineRule="auto"/>
+        <w:jc w:val="both"/>
+        <w:rPr>
+          <w:rFonts w:ascii="Times New Roman" w:hAnsi="Times New Roman" w:cs="Times New Roman"/>
+          <w:sz w:val="24"/>
+          <w:szCs w:val="24"/>
+          <w:lang w:val="es-ES"/>
+        </w:rPr>
+      </w:pPr>
+      <w:r>
+        <w:rPr>
+          <w:rFonts w:ascii="Times New Roman" w:hAnsi="Times New Roman" w:cs="Times New Roman"/>
+          <w:sz w:val="24"/>
+          <w:szCs w:val="24"/>
+          <w:lang w:val="es-ES"/>
+        </w:rPr>
+        <w:t xml:space="preserve">Esta consulta es llamada </w:t>
+      </w:r>
+      <w:proofErr w:type="spellStart"/>
+      <w:r>
+        <w:rPr>
+          <w:rFonts w:ascii="Times New Roman" w:hAnsi="Times New Roman" w:cs="Times New Roman"/>
+          <w:i/>
+          <w:iCs/>
+          <w:sz w:val="24"/>
+          <w:szCs w:val="24"/>
+          <w:lang w:val="es-ES"/>
+        </w:rPr>
+        <w:t>left</w:t>
+      </w:r>
+      <w:proofErr w:type="spellEnd"/>
+      <w:r>
+        <w:rPr>
+          <w:rFonts w:ascii="Times New Roman" w:hAnsi="Times New Roman" w:cs="Times New Roman"/>
+          <w:i/>
+          <w:iCs/>
+          <w:sz w:val="24"/>
+          <w:szCs w:val="24"/>
+          <w:lang w:val="es-ES"/>
+        </w:rPr>
+        <w:t xml:space="preserve"> </w:t>
+      </w:r>
+      <w:proofErr w:type="spellStart"/>
+      <w:r>
+        <w:rPr>
+          <w:rFonts w:ascii="Times New Roman" w:hAnsi="Times New Roman" w:cs="Times New Roman"/>
+          <w:i/>
+          <w:iCs/>
+          <w:sz w:val="24"/>
+          <w:szCs w:val="24"/>
+          <w:lang w:val="es-ES"/>
+        </w:rPr>
+        <w:t>outer</w:t>
+      </w:r>
+      <w:proofErr w:type="spellEnd"/>
+      <w:r>
+        <w:rPr>
+          <w:rFonts w:ascii="Times New Roman" w:hAnsi="Times New Roman" w:cs="Times New Roman"/>
+          <w:i/>
+          <w:iCs/>
+          <w:sz w:val="24"/>
+          <w:szCs w:val="24"/>
+          <w:lang w:val="es-ES"/>
+        </w:rPr>
+        <w:t xml:space="preserve"> </w:t>
+      </w:r>
+      <w:proofErr w:type="spellStart"/>
+      <w:r>
+        <w:rPr>
+          <w:rFonts w:ascii="Times New Roman" w:hAnsi="Times New Roman" w:cs="Times New Roman"/>
+          <w:i/>
+          <w:iCs/>
+          <w:sz w:val="24"/>
+          <w:szCs w:val="24"/>
+          <w:lang w:val="es-ES"/>
+        </w:rPr>
+        <w:t>join</w:t>
+      </w:r>
+      <w:proofErr w:type="spellEnd"/>
+      <w:r>
+        <w:rPr>
+          <w:rFonts w:ascii="Times New Roman" w:hAnsi="Times New Roman" w:cs="Times New Roman"/>
+          <w:i/>
+          <w:iCs/>
+          <w:sz w:val="24"/>
+          <w:szCs w:val="24"/>
+          <w:lang w:val="es-ES"/>
+        </w:rPr>
+        <w:t xml:space="preserve"> </w:t>
+      </w:r>
+      <w:r>
+        <w:rPr>
+          <w:rFonts w:ascii="Times New Roman" w:hAnsi="Times New Roman" w:cs="Times New Roman"/>
+          <w:sz w:val="24"/>
+          <w:szCs w:val="24"/>
+          <w:lang w:val="es-ES"/>
+        </w:rPr>
+        <w:t xml:space="preserve">porque la tabla mencionada en la izquierda del operador </w:t>
+      </w:r>
+      <w:proofErr w:type="spellStart"/>
+      <w:r>
+        <w:rPr>
+          <w:rFonts w:ascii="Times New Roman" w:hAnsi="Times New Roman" w:cs="Times New Roman"/>
+          <w:sz w:val="24"/>
+          <w:szCs w:val="24"/>
+          <w:lang w:val="es-ES"/>
+        </w:rPr>
+        <w:t>join</w:t>
+      </w:r>
+      <w:proofErr w:type="spellEnd"/>
+      <w:r>
+        <w:rPr>
+          <w:rFonts w:ascii="Times New Roman" w:hAnsi="Times New Roman" w:cs="Times New Roman"/>
+          <w:sz w:val="24"/>
+          <w:szCs w:val="24"/>
+          <w:lang w:val="es-ES"/>
+        </w:rPr>
+        <w:t xml:space="preserve"> tendrá cada una de sus filas </w:t>
+      </w:r>
+      <w:r>
+        <w:rPr>
+          <w:rFonts w:ascii="Times New Roman" w:hAnsi="Times New Roman" w:cs="Times New Roman"/>
+          <w:sz w:val="24"/>
+          <w:szCs w:val="24"/>
+          <w:lang w:val="es-ES"/>
+        </w:rPr>
+        <w:t>en la salida al menos una vez, donde la tabla en la derecha solo tendrá sus filas que emparejen alguna fila de la tabla de la izquierda. Cuando se muestra una fila de la tabla de la izquierda por el cual no hay emparejamiento en la tabla de la izquierda</w:t>
+      </w:r>
+      <w:r>
+        <w:rPr>
+          <w:rFonts w:ascii="Times New Roman" w:hAnsi="Times New Roman" w:cs="Times New Roman"/>
+          <w:sz w:val="24"/>
+          <w:szCs w:val="24"/>
+          <w:lang w:val="es-ES"/>
+        </w:rPr>
+        <w:t>, valores nulos son sustituidos para las columnas de la tabla de la derecha.</w:t>
+      </w:r>
+    </w:p>
+    <w:p>
+      <w:pPr>
+        <w:autoSpaceDE w:val="0"/>
+        <w:autoSpaceDN w:val="0"/>
+        <w:adjustRightInd w:val="0"/>
+        <w:spacing w:after="0" w:line="240" w:lineRule="auto"/>
+        <w:jc w:val="both"/>
+        <w:rPr>
+          <w:rFonts w:ascii="Times New Roman" w:hAnsi="Times New Roman" w:cs="Times New Roman"/>
+          <w:sz w:val="24"/>
+          <w:szCs w:val="24"/>
+          <w:lang w:val="es-ES"/>
+        </w:rPr>
+      </w:pPr>
+    </w:p>
+    <w:p>
+      <w:pPr>
+        <w:autoSpaceDE w:val="0"/>
+        <w:autoSpaceDN w:val="0"/>
+        <w:adjustRightInd w:val="0"/>
+        <w:spacing w:after="0" w:line="240" w:lineRule="auto"/>
+        <w:jc w:val="both"/>
+        <w:rPr>
+          <w:rFonts w:ascii="Times New Roman" w:hAnsi="Times New Roman" w:cs="Times New Roman"/>
+          <w:sz w:val="24"/>
+          <w:szCs w:val="24"/>
+          <w:lang w:val="es-ES"/>
+        </w:rPr>
+      </w:pPr>
+      <w:r>
+        <w:rPr>
+          <w:rFonts w:ascii="Times New Roman" w:hAnsi="Times New Roman" w:cs="Times New Roman"/>
+          <w:b/>
+          <w:bCs/>
+          <w:sz w:val="24"/>
+          <w:szCs w:val="24"/>
+          <w:lang w:val="es-ES"/>
+        </w:rPr>
+        <w:t xml:space="preserve">Ejercicio: </w:t>
+      </w:r>
+      <w:r>
+        <w:rPr>
+          <w:rFonts w:ascii="Times New Roman" w:hAnsi="Times New Roman" w:cs="Times New Roman"/>
+          <w:sz w:val="24"/>
+          <w:szCs w:val="24"/>
+          <w:lang w:val="es-ES"/>
+        </w:rPr>
+        <w:t xml:space="preserve">También hay </w:t>
+      </w:r>
+      <w:proofErr w:type="spellStart"/>
+      <w:r>
+        <w:rPr>
+          <w:rFonts w:ascii="Times New Roman" w:hAnsi="Times New Roman" w:cs="Times New Roman"/>
+          <w:i/>
+          <w:iCs/>
+          <w:sz w:val="24"/>
+          <w:szCs w:val="24"/>
+          <w:lang w:val="es-ES"/>
+        </w:rPr>
+        <w:t>right</w:t>
+      </w:r>
+      <w:proofErr w:type="spellEnd"/>
+      <w:r>
+        <w:rPr>
+          <w:rFonts w:ascii="Times New Roman" w:hAnsi="Times New Roman" w:cs="Times New Roman"/>
+          <w:i/>
+          <w:iCs/>
+          <w:sz w:val="24"/>
+          <w:szCs w:val="24"/>
+          <w:lang w:val="es-ES"/>
+        </w:rPr>
+        <w:t xml:space="preserve"> </w:t>
+      </w:r>
+      <w:proofErr w:type="spellStart"/>
+      <w:r>
+        <w:rPr>
+          <w:rFonts w:ascii="Times New Roman" w:hAnsi="Times New Roman" w:cs="Times New Roman"/>
+          <w:i/>
+          <w:iCs/>
+          <w:sz w:val="24"/>
+          <w:szCs w:val="24"/>
+          <w:lang w:val="es-ES"/>
+        </w:rPr>
+        <w:t>outer</w:t>
+      </w:r>
+      <w:proofErr w:type="spellEnd"/>
+      <w:r>
+        <w:rPr>
+          <w:rFonts w:ascii="Times New Roman" w:hAnsi="Times New Roman" w:cs="Times New Roman"/>
+          <w:i/>
+          <w:iCs/>
+          <w:sz w:val="24"/>
+          <w:szCs w:val="24"/>
+          <w:lang w:val="es-ES"/>
+        </w:rPr>
+        <w:t xml:space="preserve"> </w:t>
+      </w:r>
+      <w:proofErr w:type="spellStart"/>
+      <w:r>
+        <w:rPr>
+          <w:rFonts w:ascii="Times New Roman" w:hAnsi="Times New Roman" w:cs="Times New Roman"/>
+          <w:i/>
+          <w:iCs/>
+          <w:sz w:val="24"/>
+          <w:szCs w:val="24"/>
+          <w:lang w:val="es-ES"/>
+        </w:rPr>
+        <w:t>joins</w:t>
+      </w:r>
+      <w:proofErr w:type="spellEnd"/>
+      <w:r>
+        <w:rPr>
+          <w:rFonts w:ascii="Times New Roman" w:hAnsi="Times New Roman" w:cs="Times New Roman"/>
+          <w:i/>
+          <w:iCs/>
+          <w:sz w:val="24"/>
+          <w:szCs w:val="24"/>
+          <w:lang w:val="es-ES"/>
+        </w:rPr>
+        <w:t xml:space="preserve"> </w:t>
+      </w:r>
+      <w:r>
+        <w:rPr>
+          <w:rFonts w:ascii="Times New Roman" w:hAnsi="Times New Roman" w:cs="Times New Roman"/>
+          <w:sz w:val="24"/>
+          <w:szCs w:val="24"/>
+          <w:lang w:val="es-ES"/>
+        </w:rPr>
+        <w:t xml:space="preserve">y </w:t>
+      </w:r>
+      <w:r>
+        <w:rPr>
+          <w:rFonts w:ascii="Times New Roman" w:hAnsi="Times New Roman" w:cs="Times New Roman"/>
+          <w:i/>
+          <w:iCs/>
+          <w:sz w:val="24"/>
+          <w:szCs w:val="24"/>
+          <w:lang w:val="es-ES"/>
+        </w:rPr>
+        <w:t xml:space="preserve">full </w:t>
+      </w:r>
+      <w:proofErr w:type="spellStart"/>
+      <w:r>
+        <w:rPr>
+          <w:rFonts w:ascii="Times New Roman" w:hAnsi="Times New Roman" w:cs="Times New Roman"/>
+          <w:i/>
+          <w:iCs/>
+          <w:sz w:val="24"/>
+          <w:szCs w:val="24"/>
+          <w:lang w:val="es-ES"/>
+        </w:rPr>
+        <w:t>outer</w:t>
+      </w:r>
+      <w:proofErr w:type="spellEnd"/>
+      <w:r>
+        <w:rPr>
+          <w:rFonts w:ascii="Times New Roman" w:hAnsi="Times New Roman" w:cs="Times New Roman"/>
+          <w:i/>
+          <w:iCs/>
+          <w:sz w:val="24"/>
+          <w:szCs w:val="24"/>
+          <w:lang w:val="es-ES"/>
+        </w:rPr>
+        <w:t xml:space="preserve"> </w:t>
+      </w:r>
+      <w:proofErr w:type="spellStart"/>
+      <w:r>
+        <w:rPr>
+          <w:rFonts w:ascii="Times New Roman" w:hAnsi="Times New Roman" w:cs="Times New Roman"/>
+          <w:i/>
+          <w:iCs/>
+          <w:sz w:val="24"/>
+          <w:szCs w:val="24"/>
+          <w:lang w:val="es-ES"/>
+        </w:rPr>
+        <w:t>joins</w:t>
+      </w:r>
+      <w:proofErr w:type="spellEnd"/>
+      <w:r>
+        <w:rPr>
+          <w:rFonts w:ascii="Times New Roman" w:hAnsi="Times New Roman" w:cs="Times New Roman"/>
+          <w:i/>
+          <w:iCs/>
+          <w:sz w:val="24"/>
+          <w:szCs w:val="24"/>
+          <w:lang w:val="es-ES"/>
+        </w:rPr>
+        <w:t xml:space="preserve">. </w:t>
+      </w:r>
+      <w:r>
+        <w:rPr>
+          <w:rFonts w:ascii="Times New Roman" w:hAnsi="Times New Roman" w:cs="Times New Roman"/>
+          <w:sz w:val="24"/>
+          <w:szCs w:val="24"/>
+          <w:lang w:val="es-ES"/>
+        </w:rPr>
+        <w:t>Intenta encontrar que hacen esos.</w:t>
+      </w:r>
+    </w:p>
+    <w:p>
+      <w:pPr>
+        <w:autoSpaceDE w:val="0"/>
+        <w:autoSpaceDN w:val="0"/>
+        <w:adjustRightInd w:val="0"/>
+        <w:spacing w:after="0" w:line="240" w:lineRule="auto"/>
+        <w:jc w:val="both"/>
+        <w:rPr>
+          <w:rFonts w:ascii="Times New Roman" w:hAnsi="Times New Roman" w:cs="Times New Roman"/>
+          <w:sz w:val="24"/>
+          <w:szCs w:val="24"/>
+          <w:lang w:val="es-ES"/>
+        </w:rPr>
+      </w:pPr>
+    </w:p>
+    <w:p>
+      <w:pPr>
+        <w:autoSpaceDE w:val="0"/>
+        <w:autoSpaceDN w:val="0"/>
+        <w:adjustRightInd w:val="0"/>
+        <w:spacing w:after="0" w:line="240" w:lineRule="auto"/>
+        <w:jc w:val="both"/>
+        <w:rPr>
+          <w:rFonts w:ascii="Times New Roman" w:hAnsi="Times New Roman" w:cs="Times New Roman"/>
+          <w:sz w:val="24"/>
+          <w:szCs w:val="24"/>
+          <w:lang w:val="es-ES"/>
+        </w:rPr>
+      </w:pPr>
+      <w:r>
+        <w:rPr>
+          <w:rFonts w:ascii="Times New Roman" w:hAnsi="Times New Roman" w:cs="Times New Roman"/>
+          <w:sz w:val="24"/>
+          <w:szCs w:val="24"/>
+          <w:lang w:val="es-ES"/>
+        </w:rPr>
+        <w:t xml:space="preserve">También podemos unir una tabla con si misma, </w:t>
+      </w:r>
     </w:p>
     <w:sectPr>
       <w:pgSz w:w="16838" w:h="11906" w:orient="landscape"/>
